--- a/Formatos SECAD/2.3 CERTIFICADO COMPROMISO DE MANTENIMIENTO Y SOSTENIBILIDAD.docx
+++ b/Formatos SECAD/2.3 CERTIFICADO COMPROMISO DE MANTENIMIENTO Y SOSTENIBILIDAD.docx
@@ -688,10 +688,12 @@
           <w:szCs w:val="22"/>
         </w:rPr>
         <w:lastRenderedPageBreak/>
-        <w:t xml:space="preserve">compartidas y </w:t>
-      </w:r>
-      <w:proofErr w:type="spellStart"/>
-      <w:r>
+        <w:t>compartidas y georeferenciadas; h. Subsistema de información Estadística. (…) Las funciones operativas del sistema estarán lideradas por la Policía Nacional con la participación de las Fuerzas Militares y organismos de seguridad. (…) El Ministerio del Interior y de Justicia debe evaluar el uso apropiado y razonable de los recursos asignados al SIES en función de las estadísticas e índices de todos los integrantes del sistema en el territorio nacional. (…)"</w:t>
+      </w:r>
+    </w:p>
+    <w:p>
+      <w:pPr>
+        <w:jc w:val="both"/>
         <w:rPr>
           <w:rFonts w:ascii="Arial" w:hAnsi="Arial" w:cs="Arial"/>
           <w:i/>
@@ -699,30 +701,6 @@
           <w:sz w:val="22"/>
           <w:szCs w:val="22"/>
         </w:rPr>
-        <w:t>georeferenciadas</w:t>
-      </w:r>
-      <w:proofErr w:type="spellEnd"/>
-      <w:r>
-        <w:rPr>
-          <w:rFonts w:ascii="Arial" w:hAnsi="Arial" w:cs="Arial"/>
-          <w:i/>
-          <w:iCs/>
-          <w:sz w:val="22"/>
-          <w:szCs w:val="22"/>
-        </w:rPr>
-        <w:t>; h. Subsistema de información Estadística. (…) Las funciones operativas del sistema estarán lideradas por la Policía Nacional con la participación de las Fuerzas Militares y organismos de seguridad. (…) El Ministerio del Interior y de Justicia debe evaluar el uso apropiado y razonable de los recursos asignados al SIES en función de las estadísticas e índices de todos los integrantes del sistema en el territorio nacional. (…)"</w:t>
-      </w:r>
-    </w:p>
-    <w:p>
-      <w:pPr>
-        <w:jc w:val="both"/>
-        <w:rPr>
-          <w:rFonts w:ascii="Arial" w:hAnsi="Arial" w:cs="Arial"/>
-          <w:i/>
-          <w:iCs/>
-          <w:sz w:val="22"/>
-          <w:szCs w:val="22"/>
-        </w:rPr>
       </w:pPr>
     </w:p>
     <w:bookmarkEnd w:id="2"/>
@@ -751,7 +729,57 @@
           <w:sz w:val="22"/>
           <w:szCs w:val="22"/>
         </w:rPr>
-        <w:t>Modernización del Sistema de Información para la Atención de Emergencias SECAD e Implementación de Infraestructura Tecnológica de Alta Disponibilidad", el cual tiene un costo de CINCUENTA Y DOS MIL NOVENTA MILLONES SESENTA MIL CIENTO SETENTA Y CINCO PESOS M/CTE ($52.090.060.175).</w:t>
+        <w:t xml:space="preserve">Modernización del Sistema de Información para la Atención de Emergencias SECAD e Implementación de Infraestructura Tecnológica de Alta Disponibilidad", el cual tiene un costo de </w:t>
+      </w:r>
+      <w:r>
+        <w:rPr>
+          <w:rFonts w:ascii="Arial" w:hAnsi="Arial" w:cs="Arial"/>
+          <w:b/>
+          <w:bCs/>
+          <w:sz w:val="22"/>
+          <w:szCs w:val="22"/>
+        </w:rPr>
+        <w:t>CINCUENTA Y CUATRO MIL MILLONES QUINIENTOS CINCO MILLONES SEISCIENTOS CINCUENTA Y TRES MIL NOVECIENTOS TREINTA Y SIETE PESOS M/CTE</w:t>
+      </w:r>
+      <w:r>
+        <w:rPr>
+          <w:rFonts w:ascii="Arial" w:hAnsi="Arial" w:cs="Arial"/>
+          <w:b/>
+          <w:bCs/>
+          <w:sz w:val="22"/>
+          <w:szCs w:val="22"/>
+        </w:rPr>
+        <w:t xml:space="preserve"> </w:t>
+      </w:r>
+      <w:r>
+        <w:rPr>
+          <w:rFonts w:ascii="Arial" w:hAnsi="Arial" w:cs="Arial"/>
+          <w:b/>
+          <w:bCs/>
+          <w:sz w:val="22"/>
+          <w:szCs w:val="22"/>
+        </w:rPr>
+        <w:t>(</w:t>
+      </w:r>
+      <w:r>
+        <w:rPr>
+          <w:rFonts w:ascii="Arial" w:hAnsi="Arial" w:cs="Arial"/>
+          <w:b/>
+          <w:bCs/>
+          <w:sz w:val="22"/>
+          <w:szCs w:val="22"/>
+        </w:rPr>
+        <w:t>$54.505.653.937</w:t>
+      </w:r>
+      <w:r>
+        <w:rPr>
+          <w:rFonts w:ascii="Arial" w:hAnsi="Arial" w:cs="Arial"/>
+          <w:b/>
+          <w:bCs/>
+          <w:sz w:val="22"/>
+          <w:szCs w:val="22"/>
+        </w:rPr>
+        <w:t>).</w:t>
       </w:r>
       <w:r>
         <w:rPr>
@@ -868,7 +896,6 @@
           <w:lang w:val="pt-BR"/>
         </w:rPr>
       </w:pPr>
-      <w:proofErr w:type="spellStart"/>
       <w:r>
         <w:rPr>
           <w:rFonts w:ascii="Arial" w:hAnsi="Arial" w:cs="Arial"/>
@@ -876,17 +903,7 @@
           <w:szCs w:val="20"/>
           <w:lang w:val="pt-BR"/>
         </w:rPr>
-        <w:t>Teniente</w:t>
-      </w:r>
-      <w:proofErr w:type="spellEnd"/>
-      <w:r>
-        <w:rPr>
-          <w:rFonts w:ascii="Arial" w:hAnsi="Arial" w:cs="Arial"/>
-          <w:sz w:val="20"/>
-          <w:szCs w:val="20"/>
-          <w:lang w:val="pt-BR"/>
-        </w:rPr>
-        <w:t xml:space="preserve"> coronel </w:t>
+        <w:t xml:space="preserve">Teniente coronel </w:t>
       </w:r>
       <w:r>
         <w:rPr>
@@ -1031,7 +1048,6 @@
               </w:rPr>
               <w:t xml:space="preserve">Teniente </w:t>
             </w:r>
-            <w:proofErr w:type="spellStart"/>
             <w:r>
               <w:rPr>
                 <w:rFonts w:ascii="Arial" w:hAnsi="Arial" w:cs="Arial"/>
@@ -1041,43 +1057,7 @@
                 <w:sz w:val="14"/>
                 <w:szCs w:val="14"/>
               </w:rPr>
-              <w:t>Kehilor</w:t>
-            </w:r>
-            <w:proofErr w:type="spellEnd"/>
-            <w:r>
-              <w:rPr>
-                <w:rFonts w:ascii="Arial" w:hAnsi="Arial" w:cs="Arial"/>
-                <w:b/>
-                <w:bCs/>
-                <w:color w:val="000000" w:themeColor="text1"/>
-                <w:sz w:val="14"/>
-                <w:szCs w:val="14"/>
-              </w:rPr>
-              <w:t xml:space="preserve"> Estic </w:t>
-            </w:r>
-            <w:proofErr w:type="spellStart"/>
-            <w:r>
-              <w:rPr>
-                <w:rFonts w:ascii="Arial" w:hAnsi="Arial" w:cs="Arial"/>
-                <w:b/>
-                <w:bCs/>
-                <w:color w:val="000000" w:themeColor="text1"/>
-                <w:sz w:val="14"/>
-                <w:szCs w:val="14"/>
-              </w:rPr>
-              <w:t>Martinez</w:t>
-            </w:r>
-            <w:proofErr w:type="spellEnd"/>
-            <w:r>
-              <w:rPr>
-                <w:rFonts w:ascii="Arial" w:hAnsi="Arial" w:cs="Arial"/>
-                <w:b/>
-                <w:bCs/>
-                <w:color w:val="000000" w:themeColor="text1"/>
-                <w:sz w:val="14"/>
-                <w:szCs w:val="14"/>
-              </w:rPr>
-              <w:t xml:space="preserve"> Patiño</w:t>
+              <w:t>Kehilor Estic Martinez Patiño</w:t>
             </w:r>
           </w:p>
           <w:p>
@@ -1368,6 +1348,7 @@
                 <w:color w:val="000000" w:themeColor="text1"/>
                 <w:sz w:val="14"/>
                 <w:szCs w:val="14"/>
+                <w:lang w:val="pt-BR"/>
               </w:rPr>
             </w:pPr>
             <w:r>
@@ -1378,6 +1359,7 @@
                 <w:color w:val="000000" w:themeColor="text1"/>
                 <w:sz w:val="14"/>
                 <w:szCs w:val="14"/>
+                <w:lang w:val="pt-BR"/>
               </w:rPr>
               <w:t>Revisó</w:t>
             </w:r>
@@ -1387,30 +1369,31 @@
                 <w:color w:val="000000" w:themeColor="text1"/>
                 <w:sz w:val="14"/>
                 <w:szCs w:val="14"/>
-              </w:rPr>
-              <w:t xml:space="preserve">: Subintendente </w:t>
+                <w:lang w:val="pt-BR"/>
+              </w:rPr>
+              <w:t xml:space="preserve">: </w:t>
             </w:r>
             <w:r>
               <w:rPr>
                 <w:rFonts w:ascii="Arial" w:hAnsi="Arial" w:cs="Arial"/>
+                <w:color w:val="000000" w:themeColor="text1"/>
+                <w:sz w:val="14"/>
+                <w:szCs w:val="14"/>
+                <w:lang w:val="pt-BR"/>
+              </w:rPr>
+              <w:t xml:space="preserve">Intendente </w:t>
+            </w:r>
+            <w:r>
+              <w:rPr>
+                <w:rFonts w:ascii="Arial" w:hAnsi="Arial" w:cs="Arial"/>
                 <w:b/>
                 <w:bCs/>
                 <w:color w:val="000000" w:themeColor="text1"/>
                 <w:sz w:val="14"/>
                 <w:szCs w:val="14"/>
-              </w:rPr>
-              <w:t>Luis Carlos Balaguera Diaz</w:t>
-            </w:r>
-            <w:r>
-              <w:rPr>
-                <w:rFonts w:ascii="Arial" w:hAnsi="Arial" w:cs="Arial"/>
-                <w:b/>
-                <w:bCs/>
-                <w:color w:val="000000" w:themeColor="text1"/>
-                <w:sz w:val="14"/>
-                <w:szCs w:val="14"/>
-              </w:rPr>
-              <w:t xml:space="preserve"> </w:t>
+                <w:lang w:val="pt-BR"/>
+              </w:rPr>
+              <w:t>Rodrigo Alberto Rocha Torres</w:t>
             </w:r>
           </w:p>
           <w:p>
@@ -1434,6 +1417,7 @@
                 <w:color w:val="000000" w:themeColor="text1"/>
                 <w:sz w:val="14"/>
                 <w:szCs w:val="14"/>
+                <w:lang w:val="pt-BR"/>
               </w:rPr>
               <w:t xml:space="preserve">          </w:t>
             </w:r>
@@ -1443,6 +1427,7 @@
                 <w:color w:val="000000" w:themeColor="text1"/>
                 <w:sz w:val="14"/>
                 <w:szCs w:val="14"/>
+                <w:lang w:val="pt-BR"/>
               </w:rPr>
               <w:t xml:space="preserve"> </w:t>
             </w:r>
@@ -1453,7 +1438,7 @@
                 <w:sz w:val="14"/>
                 <w:szCs w:val="14"/>
               </w:rPr>
-              <w:t>Asesor Jurídico (E)</w:t>
+              <w:t>Asesor Jurídico</w:t>
             </w:r>
           </w:p>
           <w:p>
@@ -1708,23 +1693,13 @@
               </w:rPr>
               <w:t xml:space="preserve">: </w:t>
             </w:r>
-            <w:proofErr w:type="gramStart"/>
             <w:r>
               <w:rPr>
                 <w:rFonts w:ascii="Arial" w:hAnsi="Arial" w:cs="Arial"/>
                 <w:sz w:val="14"/>
                 <w:szCs w:val="14"/>
               </w:rPr>
-              <w:t>Teniente Coronel</w:t>
-            </w:r>
-            <w:proofErr w:type="gramEnd"/>
-            <w:r>
-              <w:rPr>
-                <w:rFonts w:ascii="Arial" w:hAnsi="Arial" w:cs="Arial"/>
-                <w:sz w:val="14"/>
-                <w:szCs w:val="14"/>
-              </w:rPr>
-              <w:t xml:space="preserve"> </w:t>
+              <w:t xml:space="preserve">Teniente Coronel </w:t>
             </w:r>
             <w:r>
               <w:rPr>
@@ -1991,25 +1966,7 @@
           <w:sz w:val="17"/>
           <w:szCs w:val="17"/>
         </w:rPr>
-        <w:t xml:space="preserve">5159000 </w:t>
-      </w:r>
-      <w:proofErr w:type="spellStart"/>
-      <w:r>
-        <w:rPr>
-          <w:rFonts w:ascii="Arial" w:eastAsia="Arial" w:hAnsi="Arial" w:cs="Arial"/>
-          <w:sz w:val="17"/>
-          <w:szCs w:val="17"/>
-        </w:rPr>
-        <w:t>ext</w:t>
-      </w:r>
-      <w:proofErr w:type="spellEnd"/>
-      <w:r>
-        <w:rPr>
-          <w:rFonts w:ascii="Arial" w:eastAsia="Arial" w:hAnsi="Arial" w:cs="Arial"/>
-          <w:sz w:val="17"/>
-          <w:szCs w:val="17"/>
-        </w:rPr>
-        <w:t xml:space="preserve"> 9437</w:t>
+        <w:t>5159000 ext 9437</w:t>
       </w:r>
       <w:r>
         <w:rPr>
@@ -2070,17 +2027,6 @@
         </w:rPr>
         <w:t xml:space="preserve">           </w:t>
       </w:r>
-    </w:p>
-    <w:p>
-      <w:pPr>
-        <w:pStyle w:val="Encabezado"/>
-        <w:rPr>
-          <w:rFonts w:ascii="Arial" w:hAnsi="Arial" w:cs="Arial"/>
-          <w:b/>
-          <w:bCs/>
-          <w:color w:val="0070C0"/>
-        </w:rPr>
-      </w:pPr>
     </w:p>
     <w:p>
       <w:pPr>
@@ -3644,7 +3590,6 @@
   <w:style w:type="character" w:default="1" w:styleId="Fuentedeprrafopredeter">
     <w:name w:val="Default Paragraph Font"/>
     <w:uiPriority w:val="1"/>
-    <w:semiHidden/>
     <w:unhideWhenUsed/>
   </w:style>
   <w:style w:type="table" w:default="1" w:styleId="Tablanormal">
